--- a/Reactivos_por_Dimension/05_Soborno.docx
+++ b/Reactivos_por_Dimension/05_Soborno.docx
@@ -77,7 +77,7 @@
         <w:spacing w:after="150" w:before="300"/>
       </w:pPr>
       <w:r>
-        <w:t xml:space="preserve">Reactivos de la dimensión 5. Soborno (4 reactivos)</w:t>
+        <w:t xml:space="preserve">Reactivos de la dimensión 5. Soborno (10 reactivos)</w:t>
       </w:r>
     </w:p>
     <w:p>
@@ -86,7 +86,7 @@
         <w:spacing w:after="100" w:before="200"/>
       </w:pPr>
       <w:r>
-        <w:t xml:space="preserve">R017 — Normalización del soborno</w:t>
+        <w:t xml:space="preserve">R041 — Opinión/Actitud — indicador 1 (Aceptación de regalos o favores condicionados a decisiones futuras.)</w:t>
       </w:r>
     </w:p>
     <w:p>
@@ -116,7 +116,7 @@
         <w:t xml:space="preserve">Indicador conductual (Fase 1): </w:t>
       </w:r>
       <w:r>
-        <w:t xml:space="preserve">Normalización del soborno como "así funcionan las cosas".</w:t>
+        <w:t xml:space="preserve">Aceptación de regalos o favores condicionados a decisiones futuras.</w:t>
       </w:r>
     </w:p>
     <w:p>
@@ -131,7 +131,7 @@
         <w:t xml:space="preserve">Pregunta completa (variante base): </w:t>
       </w:r>
       <w:r>
-        <w:t xml:space="preserve">¿Qué tan de acuerdo estás con la siguiente idea: 'Ofrecer un regalo o una atención especial a alguien que toma decisiones es simplemente parte de cómo funcionan los negocios'?</w:t>
+        <w:t xml:space="preserve">¿Qué tan de acuerdo estás con la siguiente idea: "Aceptar un regalo o una atención especial de alguien que espera algo a cambio en una decisión futura no debería considerarse un problema si el regalo es pequeño"?</w:t>
       </w:r>
     </w:p>
     <w:p>
@@ -152,34 +152,43 @@
         <w:ind w:left="200"/>
       </w:pPr>
       <w:r>
-        <w:t xml:space="preserve">Variante 1 (base): ¿Qué tan de acuerdo estás con la siguiente idea: 'Ofrecer un regalo o una atención especial a alguien que toma decisiones es simplemente parte de cómo funcionan los negocios'?</w:t>
-      </w:r>
-    </w:p>
-    <w:p>
-      <w:pPr>
-        <w:spacing w:after="60"/>
-        <w:ind w:left="200"/>
-      </w:pPr>
-      <w:r>
-        <w:t xml:space="preserve">Variante 2: Invitar a comer o dar un detalle a alguien que está evaluando tu propuesta es simplemente una forma normal de generar buena relación, no soborno.</w:t>
-      </w:r>
-    </w:p>
-    <w:p>
-      <w:pPr>
-        <w:spacing w:after="60"/>
-        <w:ind w:left="200"/>
-      </w:pPr>
-      <w:r>
-        <w:t xml:space="preserve">Variante 3: Aceptar una comisión no declarada de un proveedor a cambio de recomendarlo es razonable si de todas formas el proveedor es bueno.</w:t>
-      </w:r>
-    </w:p>
-    <w:p>
-      <w:pPr>
-        <w:spacing w:after="60"/>
-        <w:ind w:left="200"/>
-      </w:pPr>
-      <w:r>
-        <w:t xml:space="preserve">Variante 4: Si un funcionario o inspector pide 'algo' para agilizar un trámite, no está tan mal aceptar dárselo si así se resuelve más rápido.</w:t>
+        <w:t xml:space="preserve">Variante 1 (base): ¿Qué tan de acuerdo estás con la siguiente idea: "Aceptar un regalo o una atención especial de alguien que espera algo a cambio en una decisión futura no debería considerarse un problema si el regalo es pequeño"?</w:t>
+      </w:r>
+    </w:p>
+    <w:p>
+      <w:pPr>
+        <w:spacing w:after="60"/>
+        <w:ind w:left="200"/>
+      </w:pPr>
+      <w:r>
+        <w:t xml:space="preserve">Variante 2: En términos generales, ¿qué tan de acuerdo o en desacuerdo estás con esta afirmación: "Aceptar un regalo o una atención especial de alguien que espera algo a cambio en una decisión futura no debería considerarse un problema si el regalo es pequeño"?</w:t>
+      </w:r>
+    </w:p>
+    <w:p>
+      <w:pPr>
+        <w:spacing w:after="60"/>
+        <w:ind w:left="200"/>
+      </w:pPr>
+      <w:r>
+        <w:t xml:space="preserve">Variante 3: Lee la siguiente frase e indica tu nivel de acuerdo: "Aceptar un regalo o una atención especial de alguien que espera algo a cambio en una decisión futura no debería considerarse un problema si el regalo es pequeño".</w:t>
+      </w:r>
+    </w:p>
+    <w:p>
+      <w:pPr>
+        <w:spacing w:after="60"/>
+        <w:ind w:left="200"/>
+      </w:pPr>
+      <w:r>
+        <w:t xml:space="preserve">Variante 4: ¿Hasta qué punto compartes esta forma de pensar: "Aceptar un regalo o una atención especial de alguien que espera algo a cambio en una decisión futura no debería considerarse un problema si el regalo es pequeño"?</w:t>
+      </w:r>
+    </w:p>
+    <w:p>
+      <w:pPr>
+        <w:spacing w:after="60"/>
+        <w:ind w:left="200"/>
+      </w:pPr>
+      <w:r>
+        <w:t xml:space="preserve">Variante 5: Marca qué tan de acuerdo estás con la siguiente idea: "Aceptar un regalo o una atención especial de alguien que espera algo a cambio en una decisión futura no debería considerarse un problema si el regalo es pequeño".</w:t>
       </w:r>
     </w:p>
     <w:p>
@@ -254,7 +263,7 @@
         <w:t xml:space="preserve">Reactivos de contraste (par espejo): </w:t>
       </w:r>
       <w:r>
-        <w:t xml:space="preserve">R018 (par espejo de la dimensión)</w:t>
+        <w:t xml:space="preserve">R042 (par espejo 1 de la dimensión)</w:t>
       </w:r>
     </w:p>
     <w:p>
@@ -268,7 +277,7 @@
         <w:spacing w:after="100" w:before="200"/>
       </w:pPr>
       <w:r>
-        <w:t xml:space="preserve">R018 — Involucramiento pasado en dar/recibir beneficios condicionados</w:t>
+        <w:t xml:space="preserve">R042 — Intención futura — indicador 1 (Aceptación de regalos o favores condicionados a decisiones futuras.)</w:t>
       </w:r>
     </w:p>
     <w:p>
@@ -283,7 +292,7 @@
         <w:t xml:space="preserve">Tipo de reactivo: </w:t>
       </w:r>
       <w:r>
-        <w:t xml:space="preserve">3-Involucramiento pasado</w:t>
+        <w:t xml:space="preserve">6-Intención futura</w:t>
       </w:r>
     </w:p>
     <w:p>
@@ -313,7 +322,7 @@
         <w:t xml:space="preserve">Pregunta completa (variante base): </w:t>
       </w:r>
       <w:r>
-        <w:t xml:space="preserve">En tu historial laboral, ¿cuántas veces aceptaste un regalo, comisión o favor de alguien a cambio de que tú tomaras o influyeras en una decisión que lo beneficiara?</w:t>
+        <w:t xml:space="preserve">Si alguien te ofreciera un regalo o un beneficio personal a cambio de una decisión que lo favoreciera de forma indebida, ¿qué tan de acuerdo estás con que rechazarías esa oferta?</w:t>
       </w:r>
     </w:p>
     <w:p>
@@ -334,34 +343,43 @@
         <w:ind w:left="200"/>
       </w:pPr>
       <w:r>
-        <w:t xml:space="preserve">Variante 1 (base): En tu historial laboral, ¿cuántas veces aceptaste un regalo, comisión o favor de alguien a cambio de que tú tomaras o influyeras en una decisión que lo beneficiara?</w:t>
-      </w:r>
-    </w:p>
-    <w:p>
-      <w:pPr>
-        <w:spacing w:after="60"/>
-        <w:ind w:left="200"/>
-      </w:pPr>
-      <w:r>
-        <w:t xml:space="preserve">Variante 2: En tu historial laboral, ¿cuántas veces le diste a alguien un pago, comisión o regalo no declarado a cambio de que agilizara o favoreciera un trámite o decisión?</w:t>
-      </w:r>
-    </w:p>
-    <w:p>
-      <w:pPr>
-        <w:spacing w:after="60"/>
-        <w:ind w:left="200"/>
-      </w:pPr>
-      <w:r>
-        <w:t xml:space="preserve">Variante 3: En tu historial laboral, ¿cuántas veces recibiste una comisión no declarada de un proveedor o cliente a cambio de recomendarlo o favorecerlo?</w:t>
-      </w:r>
-    </w:p>
-    <w:p>
-      <w:pPr>
-        <w:spacing w:after="60"/>
-        <w:ind w:left="200"/>
-      </w:pPr>
-      <w:r>
-        <w:t xml:space="preserve">Variante 4: En tu historial laboral, ¿cuántas veces aceptaste 'agilizar' un permiso, trámite o aprobación a cambio de un pago o favor no oficial?</w:t>
+        <w:t xml:space="preserve">Variante 1 (base): Si alguien te ofreciera un regalo o un beneficio personal a cambio de una decisión que lo favoreciera de forma indebida, ¿qué tan de acuerdo estás con que rechazarías esa oferta?</w:t>
+      </w:r>
+    </w:p>
+    <w:p>
+      <w:pPr>
+        <w:spacing w:after="60"/>
+        <w:ind w:left="200"/>
+      </w:pPr>
+      <w:r>
+        <w:t xml:space="preserve">Variante 2: Imagina que alguien te ofreciera un regalo o un beneficio personal a cambio de una decisión que lo favoreciera de forma indebida. ¿Qué tan de acuerdo estás con que rechazarías esa oferta?</w:t>
+      </w:r>
+    </w:p>
+    <w:p>
+      <w:pPr>
+        <w:spacing w:after="60"/>
+        <w:ind w:left="200"/>
+      </w:pPr>
+      <w:r>
+        <w:t xml:space="preserve">Variante 3: Ante esta situación: alguien te ofreciera un regalo o un beneficio personal a cambio de una decisión que lo favoreciera de forma indebida, ¿qué tan de acuerdo estás con que rechazarías esa oferta?</w:t>
+      </w:r>
+    </w:p>
+    <w:p>
+      <w:pPr>
+        <w:spacing w:after="60"/>
+        <w:ind w:left="200"/>
+      </w:pPr>
+      <w:r>
+        <w:t xml:space="preserve">Variante 4: Supón que alguien te ofreciera un regalo o un beneficio personal a cambio de una decisión que lo favoreciera de forma indebida. ¿Qué tan de acuerdo estás en que rechazarías esa oferta?</w:t>
+      </w:r>
+    </w:p>
+    <w:p>
+      <w:pPr>
+        <w:spacing w:after="60"/>
+        <w:ind w:left="200"/>
+      </w:pPr>
+      <w:r>
+        <w:t xml:space="preserve">Variante 5: Alguien te ofreciera un regalo o un beneficio personal a cambio de una decisión que lo favoreciera de forma indebida. ¿Qué tan de acuerdo estás con que rechazarías esa oferta?</w:t>
       </w:r>
     </w:p>
     <w:p>
@@ -376,7 +394,7 @@
         <w:t xml:space="preserve">Opciones de respuesta y valor de cada una: </w:t>
       </w:r>
       <w:r>
-        <w:t xml:space="preserve">Ninguna vez (0) / Una vez (1) / Pocas veces (2) / Varias veces (3) / Muchas veces o de forma habitual (4)</w:t>
+        <w:t xml:space="preserve">Totalmente en desacuerdo (0) / En desacuerdo (1) / Algo de acuerdo (2) / De acuerdo (3) / Totalmente de acuerdo (4)</w:t>
       </w:r>
     </w:p>
     <w:p>
@@ -391,7 +409,7 @@
         <w:t xml:space="preserve">Dirección: </w:t>
       </w:r>
       <w:r>
-        <w:t xml:space="preserve">Directo</w:t>
+        <w:t xml:space="preserve">Inverso</w:t>
       </w:r>
     </w:p>
     <w:p>
@@ -406,7 +424,7 @@
         <w:t xml:space="preserve">Respuesta de menor riesgo: </w:t>
       </w:r>
       <w:r>
-        <w:t xml:space="preserve">Ninguna vez (valor 0)</w:t>
+        <w:t xml:space="preserve">Totalmente de acuerdo (valor 4)</w:t>
       </w:r>
     </w:p>
     <w:p>
@@ -421,7 +439,7 @@
         <w:t xml:space="preserve">Valor psicométrico (cómo se transforma la respuesta cruda): </w:t>
       </w:r>
       <w:r>
-        <w:t xml:space="preserve">Escala 0-4 según el orden de las opciones listado arriba; reactivo directo, sin inversión.</w:t>
+        <w:t xml:space="preserve">Escala 0-4 según el orden de las opciones listado arriba; reactivo inverso: el valor de reactivo se calcula como 4 menos la respuesta cruda.</w:t>
       </w:r>
     </w:p>
     <w:p>
@@ -436,7 +454,7 @@
         <w:t xml:space="preserve">Reactivos de contraste (par espejo): </w:t>
       </w:r>
       <w:r>
-        <w:t xml:space="preserve">R017 (par espejo de la dimensión)</w:t>
+        <w:t xml:space="preserve">R041 (par espejo 1 de la dimensión)</w:t>
       </w:r>
     </w:p>
     <w:p>
@@ -450,7 +468,7 @@
         <w:spacing w:after="100" w:before="200"/>
       </w:pPr>
       <w:r>
-        <w:t xml:space="preserve">R019 — Disposición a rechazar un beneficio condicionado</w:t>
+        <w:t xml:space="preserve">R043 — Involucramiento pasado — indicador 2 (Disposición declarada a ofrecer beneficios indebidos para obtener una …)</w:t>
       </w:r>
     </w:p>
     <w:p>
@@ -465,7 +483,7 @@
         <w:t xml:space="preserve">Tipo de reactivo: </w:t>
       </w:r>
       <w:r>
-        <w:t xml:space="preserve">6-Intención futura</w:t>
+        <w:t xml:space="preserve">3-Involucramiento pasado</w:t>
       </w:r>
     </w:p>
     <w:p>
@@ -495,7 +513,7 @@
         <w:t xml:space="preserve">Pregunta completa (variante base): </w:t>
       </w:r>
       <w:r>
-        <w:t xml:space="preserve">Si alguien te ofreciera un beneficio personal a cambio de una decisión que favoreciera sus intereses de forma indebida, ¿qué tan de acuerdo estás con que rechazarías esa oferta?</w:t>
+        <w:t xml:space="preserve">En tu último año de actividad laboral, ¿cuántas veces ofreciste dinero, un regalo o un favor a alguien con capacidad de decisión, para inclinar esa decisión a tu favor?</w:t>
       </w:r>
     </w:p>
     <w:p>
@@ -516,34 +534,43 @@
         <w:ind w:left="200"/>
       </w:pPr>
       <w:r>
-        <w:t xml:space="preserve">Variante 1 (base): Si alguien te ofreciera un beneficio personal a cambio de una decisión que favoreciera sus intereses de forma indebida, ¿qué tan de acuerdo estás con que rechazarías esa oferta?</w:t>
-      </w:r>
-    </w:p>
-    <w:p>
-      <w:pPr>
-        <w:spacing w:after="60"/>
-        <w:ind w:left="200"/>
-      </w:pPr>
-      <w:r>
-        <w:t xml:space="preserve">Variante 2: Si un proveedor te ofreciera un pago no declarado a cambio de que lo eligieras sobre otro igual de bueno, ¿qué tan de acuerdo estás con que rechazarías esa oferta?</w:t>
-      </w:r>
-    </w:p>
-    <w:p>
-      <w:pPr>
-        <w:spacing w:after="60"/>
-        <w:ind w:left="200"/>
-      </w:pPr>
-      <w:r>
-        <w:t xml:space="preserve">Variante 3: Si estuvieras a cargo de aprobar un trámite y alguien te ofreciera dinero para agilizarlo fuera del proceso normal, ¿qué tan de acuerdo estás con que lo rechazarías?</w:t>
-      </w:r>
-    </w:p>
-    <w:p>
-      <w:pPr>
-        <w:spacing w:after="60"/>
-        <w:ind w:left="200"/>
-      </w:pPr>
-      <w:r>
-        <w:t xml:space="preserve">Variante 4: Si supieras que dar un pago no oficial resolvería un problema mucho más rápido, ¿qué tan de acuerdo estás con que de todas formas seguirías el proceso oficial?</w:t>
+        <w:t xml:space="preserve">Variante 1 (base): En tu último año de actividad laboral, ¿cuántas veces ofreciste dinero, un regalo o un favor a alguien con capacidad de decisión, para inclinar esa decisión a tu favor?</w:t>
+      </w:r>
+    </w:p>
+    <w:p>
+      <w:pPr>
+        <w:spacing w:after="60"/>
+        <w:ind w:left="200"/>
+      </w:pPr>
+      <w:r>
+        <w:t xml:space="preserve">Variante 2: Pensando en los últimos 12 meses, ¿cuántas veces ofreciste dinero, un regalo o un favor a alguien con capacidad de decisión, para inclinar esa decisión a tu favor?</w:t>
+      </w:r>
+    </w:p>
+    <w:p>
+      <w:pPr>
+        <w:spacing w:after="60"/>
+        <w:ind w:left="200"/>
+      </w:pPr>
+      <w:r>
+        <w:t xml:space="preserve">Variante 3: ¿Con qué frecuencia, en tu historial reciente, ofreciste dinero, un regalo o un favor a alguien con capacidad de decisión, para inclinar esa decisión a tu favor?</w:t>
+      </w:r>
+    </w:p>
+    <w:p>
+      <w:pPr>
+        <w:spacing w:after="60"/>
+        <w:ind w:left="200"/>
+      </w:pPr>
+      <w:r>
+        <w:t xml:space="preserve">Variante 4: En el último año, ¿cuántas veces te ha ocurrido que ofreciste dinero, un regalo o un favor a alguien con capacidad de decisión, para inclinar esa decisión a tu favor?</w:t>
+      </w:r>
+    </w:p>
+    <w:p>
+      <w:pPr>
+        <w:spacing w:after="60"/>
+        <w:ind w:left="200"/>
+      </w:pPr>
+      <w:r>
+        <w:t xml:space="preserve">Variante 5: Durante el último año, ¿cuántas veces ofreciste dinero, un regalo o un favor a alguien con capacidad de decisión, para inclinar esa decisión a tu favor?</w:t>
       </w:r>
     </w:p>
     <w:p>
@@ -558,7 +585,7 @@
         <w:t xml:space="preserve">Opciones de respuesta y valor de cada una: </w:t>
       </w:r>
       <w:r>
-        <w:t xml:space="preserve">Totalmente en desacuerdo (0) / En desacuerdo (1) / Algo de acuerdo (2) / De acuerdo (3) / Totalmente de acuerdo (4)</w:t>
+        <w:t xml:space="preserve">Ninguna vez (0) / Una vez (1) / Pocas veces (2) / Varias veces (3) / Muchas veces o de forma habitual (4)</w:t>
       </w:r>
     </w:p>
     <w:p>
@@ -573,7 +600,7 @@
         <w:t xml:space="preserve">Dirección: </w:t>
       </w:r>
       <w:r>
-        <w:t xml:space="preserve">Inverso</w:t>
+        <w:t xml:space="preserve">Directo</w:t>
       </w:r>
     </w:p>
     <w:p>
@@ -588,7 +615,7 @@
         <w:t xml:space="preserve">Respuesta de menor riesgo: </w:t>
       </w:r>
       <w:r>
-        <w:t xml:space="preserve">Totalmente de acuerdo (valor 4)</w:t>
+        <w:t xml:space="preserve">Ninguna vez (valor 0)</w:t>
       </w:r>
     </w:p>
     <w:p>
@@ -603,7 +630,7 @@
         <w:t xml:space="preserve">Valor psicométrico (cómo se transforma la respuesta cruda): </w:t>
       </w:r>
       <w:r>
-        <w:t xml:space="preserve">Escala 0-4 según el orden de las opciones listado arriba; reactivo inverso: el valor de reactivo se calcula como 4 menos la respuesta cruda.</w:t>
+        <w:t xml:space="preserve">Escala 0-4 según el orden de las opciones listado arriba; reactivo directo, sin inversión.</w:t>
       </w:r>
     </w:p>
     <w:p>
@@ -618,7 +645,7 @@
         <w:t xml:space="preserve">Reactivos de contraste (par espejo): </w:t>
       </w:r>
       <w:r>
-        <w:t xml:space="preserve">Ninguno obligatorio (no forma parte del par espejo de la dimensión).</w:t>
+        <w:t xml:space="preserve">R044 (par espejo 2 de la dimensión)</w:t>
       </w:r>
     </w:p>
     <w:p>
@@ -632,7 +659,7 @@
         <w:spacing w:after="100" w:before="200"/>
       </w:pPr>
       <w:r>
-        <w:t xml:space="preserve">R020 — Percepción de riesgo de sanción por soborno</w:t>
+        <w:t xml:space="preserve">R044 — Escenario/dilema — indicador 2 (Disposición declarada a ofrecer beneficios indebidos para obtener una …)</w:t>
       </w:r>
     </w:p>
     <w:p>
@@ -647,6 +674,197 @@
         <w:t xml:space="preserve">Tipo de reactivo: </w:t>
       </w:r>
       <w:r>
+        <w:t xml:space="preserve">4-Escenario/dilema</w:t>
+      </w:r>
+    </w:p>
+    <w:p>
+      <w:pPr>
+        <w:spacing w:after="90"/>
+      </w:pPr>
+      <w:r>
+        <w:rPr>
+          <w:b/>
+          <w:bCs/>
+        </w:rPr>
+        <w:t xml:space="preserve">Indicador conductual (Fase 1): </w:t>
+      </w:r>
+      <w:r>
+        <w:t xml:space="preserve">Disposición declarada a ofrecer beneficios indebidos para obtener una ventaja.</w:t>
+      </w:r>
+    </w:p>
+    <w:p>
+      <w:pPr>
+        <w:spacing w:after="90"/>
+      </w:pPr>
+      <w:r>
+        <w:rPr>
+          <w:b/>
+          <w:bCs/>
+        </w:rPr>
+        <w:t xml:space="preserve">Pregunta completa (variante base): </w:t>
+      </w:r>
+      <w:r>
+        <w:t xml:space="preserve">Imagina que un trámite o una decisión importante para ti se está demorando más de lo esperado, y sabes que un pago informal a la persona encargada lo aceleraría. ¿Qué tan probable es que ofrezcas ese pago informal?</w:t>
+      </w:r>
+    </w:p>
+    <w:p>
+      <w:pPr>
+        <w:spacing w:after="60"/>
+      </w:pPr>
+      <w:r>
+        <w:rPr>
+          <w:b/>
+          <w:bCs/>
+        </w:rPr>
+        <w:t xml:space="preserve">Variantes de redacción (se muestra 1 al azar por aplicación):</w:t>
+      </w:r>
+    </w:p>
+    <w:p>
+      <w:pPr>
+        <w:spacing w:after="60"/>
+        <w:ind w:left="200"/>
+      </w:pPr>
+      <w:r>
+        <w:t xml:space="preserve">Variante 1 (base): Imagina que un trámite o una decisión importante para ti se está demorando más de lo esperado, y sabes que un pago informal a la persona encargada lo aceleraría. ¿Qué tan probable es que ofrezcas ese pago informal?</w:t>
+      </w:r>
+    </w:p>
+    <w:p>
+      <w:pPr>
+        <w:spacing w:after="60"/>
+        <w:ind w:left="200"/>
+      </w:pPr>
+      <w:r>
+        <w:t xml:space="preserve">Variante 2: Supón que un trámite o una decisión importante para ti se está demorando más de lo esperado, y sabes que un pago informal a la persona encargada lo aceleraría. ¿Qué tan probable es que ofrezcas ese pago informal?</w:t>
+      </w:r>
+    </w:p>
+    <w:p>
+      <w:pPr>
+        <w:spacing w:after="60"/>
+        <w:ind w:left="200"/>
+      </w:pPr>
+      <w:r>
+        <w:t xml:space="preserve">Variante 3: Piensa en la siguiente situación: un trámite o una decisión importante para ti se está demorando más de lo esperado, y sabes que un pago informal a la persona encargada lo aceleraría. ¿Qué tan probable es que ofrezcas ese pago informal?</w:t>
+      </w:r>
+    </w:p>
+    <w:p>
+      <w:pPr>
+        <w:spacing w:after="60"/>
+        <w:ind w:left="200"/>
+      </w:pPr>
+      <w:r>
+        <w:t xml:space="preserve">Variante 4: Si te encontraras en esta situación: un trámite o una decisión importante para ti se está demorando más de lo esperado, y sabes que un pago informal a la persona encargada lo aceleraría, ¿qué tan probable es que ofrezcas ese pago informal?</w:t>
+      </w:r>
+    </w:p>
+    <w:p>
+      <w:pPr>
+        <w:spacing w:after="60"/>
+        <w:ind w:left="200"/>
+      </w:pPr>
+      <w:r>
+        <w:t xml:space="preserve">Variante 5: Un trámite o una decisión importante para ti se está demorando más de lo esperado, y sabes que un pago informal a la persona encargada lo aceleraría. ¿Qué tan probable dirías que es que ofrezcas ese pago informal?</w:t>
+      </w:r>
+    </w:p>
+    <w:p>
+      <w:pPr>
+        <w:spacing w:after="90"/>
+      </w:pPr>
+      <w:r>
+        <w:rPr>
+          <w:b/>
+          <w:bCs/>
+        </w:rPr>
+        <w:t xml:space="preserve">Opciones de respuesta y valor de cada una: </w:t>
+      </w:r>
+      <w:r>
+        <w:t xml:space="preserve">Nada probable (0) / Poco probable (1) / Algo probable (2) / Muy probable (3)</w:t>
+      </w:r>
+    </w:p>
+    <w:p>
+      <w:pPr>
+        <w:spacing w:after="90"/>
+      </w:pPr>
+      <w:r>
+        <w:rPr>
+          <w:b/>
+          <w:bCs/>
+        </w:rPr>
+        <w:t xml:space="preserve">Dirección: </w:t>
+      </w:r>
+      <w:r>
+        <w:t xml:space="preserve">Directo</w:t>
+      </w:r>
+    </w:p>
+    <w:p>
+      <w:pPr>
+        <w:spacing w:after="90"/>
+      </w:pPr>
+      <w:r>
+        <w:rPr>
+          <w:b/>
+          <w:bCs/>
+        </w:rPr>
+        <w:t xml:space="preserve">Respuesta de menor riesgo: </w:t>
+      </w:r>
+      <w:r>
+        <w:t xml:space="preserve">Nada probable (valor 0)</w:t>
+      </w:r>
+    </w:p>
+    <w:p>
+      <w:pPr>
+        <w:spacing w:after="90"/>
+      </w:pPr>
+      <w:r>
+        <w:rPr>
+          <w:b/>
+          <w:bCs/>
+        </w:rPr>
+        <w:t xml:space="preserve">Valor psicométrico (cómo se transforma la respuesta cruda): </w:t>
+      </w:r>
+      <w:r>
+        <w:t xml:space="preserve">Escala 0-3 según el orden de las opciones listado arriba; reactivo directo, sin inversión.</w:t>
+      </w:r>
+    </w:p>
+    <w:p>
+      <w:pPr>
+        <w:spacing w:after="90"/>
+      </w:pPr>
+      <w:r>
+        <w:rPr>
+          <w:b/>
+          <w:bCs/>
+        </w:rPr>
+        <w:t xml:space="preserve">Reactivos de contraste (par espejo): </w:t>
+      </w:r>
+      <w:r>
+        <w:t xml:space="preserve">R043 (par espejo 2 de la dimensión)</w:t>
+      </w:r>
+    </w:p>
+    <w:p>
+      <w:pPr>
+        <w:spacing w:after="100"/>
+      </w:pPr>
+    </w:p>
+    <w:p>
+      <w:pPr>
+        <w:pStyle w:val="Heading3"/>
+        <w:spacing w:after="100" w:before="200"/>
+      </w:pPr>
+      <w:r>
+        <w:t xml:space="preserve">R045 — Percepción de terceros — indicador 3 (Normalización del soborno como "así funcionan las cosas".)</w:t>
+      </w:r>
+    </w:p>
+    <w:p>
+      <w:pPr>
+        <w:spacing w:after="90"/>
+      </w:pPr>
+      <w:r>
+        <w:rPr>
+          <w:b/>
+          <w:bCs/>
+        </w:rPr>
+        <w:t xml:space="preserve">Tipo de reactivo: </w:t>
+      </w:r>
+      <w:r>
         <w:t xml:space="preserve">2-Percepción de terceros</w:t>
       </w:r>
     </w:p>
@@ -662,6 +880,388 @@
         <w:t xml:space="preserve">Indicador conductual (Fase 1): </w:t>
       </w:r>
       <w:r>
+        <w:t xml:space="preserve">Normalización del soborno como "así funcionan las cosas".</w:t>
+      </w:r>
+    </w:p>
+    <w:p>
+      <w:pPr>
+        <w:spacing w:after="90"/>
+      </w:pPr>
+      <w:r>
+        <w:rPr>
+          <w:b/>
+          <w:bCs/>
+        </w:rPr>
+        <w:t xml:space="preserve">Pregunta completa (variante base): </w:t>
+      </w:r>
+      <w:r>
+        <w:t xml:space="preserve">En tu experiencia, ¿qué tan frecuente dirías que es que en tu industria ofrecer un beneficio a cambio de una decisión favorable se vea como algo normal, simplemente como funcionan los negocios?</w:t>
+      </w:r>
+    </w:p>
+    <w:p>
+      <w:pPr>
+        <w:spacing w:after="60"/>
+      </w:pPr>
+      <w:r>
+        <w:rPr>
+          <w:b/>
+          <w:bCs/>
+        </w:rPr>
+        <w:t xml:space="preserve">Variantes de redacción (se muestra 1 al azar por aplicación):</w:t>
+      </w:r>
+    </w:p>
+    <w:p>
+      <w:pPr>
+        <w:spacing w:after="60"/>
+        <w:ind w:left="200"/>
+      </w:pPr>
+      <w:r>
+        <w:t xml:space="preserve">Variante 1 (base): En tu experiencia, ¿qué tan frecuente dirías que es que en tu industria ofrecer un beneficio a cambio de una decisión favorable se vea como algo normal, simplemente como funcionan los negocios?</w:t>
+      </w:r>
+    </w:p>
+    <w:p>
+      <w:pPr>
+        <w:spacing w:after="60"/>
+        <w:ind w:left="200"/>
+      </w:pPr>
+      <w:r>
+        <w:t xml:space="preserve">Variante 2: Pensando en las personas de tu entorno laboral, ¿con qué frecuencia dirías que ocurre que en tu industria ofrecer un beneficio a cambio de una decisión favorable se vea como algo normal, simplemente como funcionan los negocios?</w:t>
+      </w:r>
+    </w:p>
+    <w:p>
+      <w:pPr>
+        <w:spacing w:after="60"/>
+        <w:ind w:left="200"/>
+      </w:pPr>
+      <w:r>
+        <w:t xml:space="preserve">Variante 3: ¿Qué tan seguido dirías que observas que en tu industria ofrecer un beneficio a cambio de una decisión favorable se vea como algo normal, simplemente como funcionan los negocios?</w:t>
+      </w:r>
+    </w:p>
+    <w:p>
+      <w:pPr>
+        <w:spacing w:after="60"/>
+        <w:ind w:left="200"/>
+      </w:pPr>
+      <w:r>
+        <w:t xml:space="preserve">Variante 4: Según lo que has visto, ¿qué tan común dirías que es que en tu industria ofrecer un beneficio a cambio de una decisión favorable se vea como algo normal, simplemente como funcionan los negocios?</w:t>
+      </w:r>
+    </w:p>
+    <w:p>
+      <w:pPr>
+        <w:spacing w:after="60"/>
+        <w:ind w:left="200"/>
+      </w:pPr>
+      <w:r>
+        <w:t xml:space="preserve">Variante 5: En tu entorno, ¿qué tan frecuentemente dirías que sucede que en tu industria ofrecer un beneficio a cambio de una decisión favorable se vea como algo normal, simplemente como funcionan los negocios?</w:t>
+      </w:r>
+    </w:p>
+    <w:p>
+      <w:pPr>
+        <w:spacing w:after="90"/>
+      </w:pPr>
+      <w:r>
+        <w:rPr>
+          <w:b/>
+          <w:bCs/>
+        </w:rPr>
+        <w:t xml:space="preserve">Opciones de respuesta y valor de cada una: </w:t>
+      </w:r>
+      <w:r>
+        <w:t xml:space="preserve">Nunca o muy raro (0) / Ocasionalmente (1) / Con cierta frecuencia (2) / Muy frecuentemente (3)</w:t>
+      </w:r>
+    </w:p>
+    <w:p>
+      <w:pPr>
+        <w:spacing w:after="90"/>
+      </w:pPr>
+      <w:r>
+        <w:rPr>
+          <w:b/>
+          <w:bCs/>
+        </w:rPr>
+        <w:t xml:space="preserve">Dirección: </w:t>
+      </w:r>
+      <w:r>
+        <w:t xml:space="preserve">Directo</w:t>
+      </w:r>
+    </w:p>
+    <w:p>
+      <w:pPr>
+        <w:spacing w:after="90"/>
+      </w:pPr>
+      <w:r>
+        <w:rPr>
+          <w:b/>
+          <w:bCs/>
+        </w:rPr>
+        <w:t xml:space="preserve">Respuesta de menor riesgo: </w:t>
+      </w:r>
+      <w:r>
+        <w:t xml:space="preserve">Nunca o muy raro (valor 0)</w:t>
+      </w:r>
+    </w:p>
+    <w:p>
+      <w:pPr>
+        <w:spacing w:after="90"/>
+      </w:pPr>
+      <w:r>
+        <w:rPr>
+          <w:b/>
+          <w:bCs/>
+        </w:rPr>
+        <w:t xml:space="preserve">Valor psicométrico (cómo se transforma la respuesta cruda): </w:t>
+      </w:r>
+      <w:r>
+        <w:t xml:space="preserve">Escala 0-3 según el orden de las opciones listado arriba; reactivo directo, sin inversión.</w:t>
+      </w:r>
+    </w:p>
+    <w:p>
+      <w:pPr>
+        <w:spacing w:after="90"/>
+      </w:pPr>
+      <w:r>
+        <w:rPr>
+          <w:b/>
+          <w:bCs/>
+        </w:rPr>
+        <w:t xml:space="preserve">Reactivos de contraste (par espejo): </w:t>
+      </w:r>
+      <w:r>
+        <w:t xml:space="preserve">R046 (par espejo 3 de la dimensión)</w:t>
+      </w:r>
+    </w:p>
+    <w:p>
+      <w:pPr>
+        <w:spacing w:after="100"/>
+      </w:pPr>
+    </w:p>
+    <w:p>
+      <w:pPr>
+        <w:pStyle w:val="Heading3"/>
+        <w:spacing w:after="100" w:before="200"/>
+      </w:pPr>
+      <w:r>
+        <w:t xml:space="preserve">R046 — Opinión/Actitud — indicador 3 (Normalización del soborno como "así funcionan las cosas".)</w:t>
+      </w:r>
+    </w:p>
+    <w:p>
+      <w:pPr>
+        <w:spacing w:after="90"/>
+      </w:pPr>
+      <w:r>
+        <w:rPr>
+          <w:b/>
+          <w:bCs/>
+        </w:rPr>
+        <w:t xml:space="preserve">Tipo de reactivo: </w:t>
+      </w:r>
+      <w:r>
+        <w:t xml:space="preserve">1-Opinión/Actitud</w:t>
+      </w:r>
+    </w:p>
+    <w:p>
+      <w:pPr>
+        <w:spacing w:after="90"/>
+      </w:pPr>
+      <w:r>
+        <w:rPr>
+          <w:b/>
+          <w:bCs/>
+        </w:rPr>
+        <w:t xml:space="preserve">Indicador conductual (Fase 1): </w:t>
+      </w:r>
+      <w:r>
+        <w:t xml:space="preserve">Normalización del soborno como "así funcionan las cosas".</w:t>
+      </w:r>
+    </w:p>
+    <w:p>
+      <w:pPr>
+        <w:spacing w:after="90"/>
+      </w:pPr>
+      <w:r>
+        <w:rPr>
+          <w:b/>
+          <w:bCs/>
+        </w:rPr>
+        <w:t xml:space="preserve">Pregunta completa (variante base): </w:t>
+      </w:r>
+      <w:r>
+        <w:t xml:space="preserve">¿Qué tan de acuerdo estás con la siguiente idea: "Ofrecer un regalo o una atención especial a alguien que toma decisiones es simplemente parte de cómo funcionan los negocios"?</w:t>
+      </w:r>
+    </w:p>
+    <w:p>
+      <w:pPr>
+        <w:spacing w:after="60"/>
+      </w:pPr>
+      <w:r>
+        <w:rPr>
+          <w:b/>
+          <w:bCs/>
+        </w:rPr>
+        <w:t xml:space="preserve">Variantes de redacción (se muestra 1 al azar por aplicación):</w:t>
+      </w:r>
+    </w:p>
+    <w:p>
+      <w:pPr>
+        <w:spacing w:after="60"/>
+        <w:ind w:left="200"/>
+      </w:pPr>
+      <w:r>
+        <w:t xml:space="preserve">Variante 1 (base): ¿Qué tan de acuerdo estás con la siguiente idea: "Ofrecer un regalo o una atención especial a alguien que toma decisiones es simplemente parte de cómo funcionan los negocios"?</w:t>
+      </w:r>
+    </w:p>
+    <w:p>
+      <w:pPr>
+        <w:spacing w:after="60"/>
+        <w:ind w:left="200"/>
+      </w:pPr>
+      <w:r>
+        <w:t xml:space="preserve">Variante 2: En términos generales, ¿qué tan de acuerdo o en desacuerdo estás con esta afirmación: "Ofrecer un regalo o una atención especial a alguien que toma decisiones es simplemente parte de cómo funcionan los negocios"?</w:t>
+      </w:r>
+    </w:p>
+    <w:p>
+      <w:pPr>
+        <w:spacing w:after="60"/>
+        <w:ind w:left="200"/>
+      </w:pPr>
+      <w:r>
+        <w:t xml:space="preserve">Variante 3: Lee la siguiente frase e indica tu nivel de acuerdo: "Ofrecer un regalo o una atención especial a alguien que toma decisiones es simplemente parte de cómo funcionan los negocios".</w:t>
+      </w:r>
+    </w:p>
+    <w:p>
+      <w:pPr>
+        <w:spacing w:after="60"/>
+        <w:ind w:left="200"/>
+      </w:pPr>
+      <w:r>
+        <w:t xml:space="preserve">Variante 4: ¿Hasta qué punto compartes esta forma de pensar: "Ofrecer un regalo o una atención especial a alguien que toma decisiones es simplemente parte de cómo funcionan los negocios"?</w:t>
+      </w:r>
+    </w:p>
+    <w:p>
+      <w:pPr>
+        <w:spacing w:after="60"/>
+        <w:ind w:left="200"/>
+      </w:pPr>
+      <w:r>
+        <w:t xml:space="preserve">Variante 5: Marca qué tan de acuerdo estás con la siguiente idea: "Ofrecer un regalo o una atención especial a alguien que toma decisiones es simplemente parte de cómo funcionan los negocios".</w:t>
+      </w:r>
+    </w:p>
+    <w:p>
+      <w:pPr>
+        <w:spacing w:after="90"/>
+      </w:pPr>
+      <w:r>
+        <w:rPr>
+          <w:b/>
+          <w:bCs/>
+        </w:rPr>
+        <w:t xml:space="preserve">Opciones de respuesta y valor de cada una: </w:t>
+      </w:r>
+      <w:r>
+        <w:t xml:space="preserve">Totalmente en desacuerdo (0) / En desacuerdo (1) / Algo de acuerdo (2) / De acuerdo (3) / Totalmente de acuerdo (4)</w:t>
+      </w:r>
+    </w:p>
+    <w:p>
+      <w:pPr>
+        <w:spacing w:after="90"/>
+      </w:pPr>
+      <w:r>
+        <w:rPr>
+          <w:b/>
+          <w:bCs/>
+        </w:rPr>
+        <w:t xml:space="preserve">Dirección: </w:t>
+      </w:r>
+      <w:r>
+        <w:t xml:space="preserve">Directo</w:t>
+      </w:r>
+    </w:p>
+    <w:p>
+      <w:pPr>
+        <w:spacing w:after="90"/>
+      </w:pPr>
+      <w:r>
+        <w:rPr>
+          <w:b/>
+          <w:bCs/>
+        </w:rPr>
+        <w:t xml:space="preserve">Respuesta de menor riesgo: </w:t>
+      </w:r>
+      <w:r>
+        <w:t xml:space="preserve">Totalmente en desacuerdo (valor 0)</w:t>
+      </w:r>
+    </w:p>
+    <w:p>
+      <w:pPr>
+        <w:spacing w:after="90"/>
+      </w:pPr>
+      <w:r>
+        <w:rPr>
+          <w:b/>
+          <w:bCs/>
+        </w:rPr>
+        <w:t xml:space="preserve">Valor psicométrico (cómo se transforma la respuesta cruda): </w:t>
+      </w:r>
+      <w:r>
+        <w:t xml:space="preserve">Escala 0-4 según el orden de las opciones listado arriba; reactivo directo, sin inversión.</w:t>
+      </w:r>
+    </w:p>
+    <w:p>
+      <w:pPr>
+        <w:spacing w:after="90"/>
+      </w:pPr>
+      <w:r>
+        <w:rPr>
+          <w:b/>
+          <w:bCs/>
+        </w:rPr>
+        <w:t xml:space="preserve">Reactivos de contraste (par espejo): </w:t>
+      </w:r>
+      <w:r>
+        <w:t xml:space="preserve">R045 (par espejo 3 de la dimensión)</w:t>
+      </w:r>
+    </w:p>
+    <w:p>
+      <w:pPr>
+        <w:spacing w:after="100"/>
+      </w:pPr>
+    </w:p>
+    <w:p>
+      <w:pPr>
+        <w:pStyle w:val="Heading3"/>
+        <w:spacing w:after="100" w:before="200"/>
+      </w:pPr>
+      <w:r>
+        <w:t xml:space="preserve">R047 — Involucramiento pasado — indicador 4 (Percepción de bajo riesgo de sanción asociado al soborno.)</w:t>
+      </w:r>
+    </w:p>
+    <w:p>
+      <w:pPr>
+        <w:spacing w:after="90"/>
+      </w:pPr>
+      <w:r>
+        <w:rPr>
+          <w:b/>
+          <w:bCs/>
+        </w:rPr>
+        <w:t xml:space="preserve">Tipo de reactivo: </w:t>
+      </w:r>
+      <w:r>
+        <w:t xml:space="preserve">3-Involucramiento pasado</w:t>
+      </w:r>
+    </w:p>
+    <w:p>
+      <w:pPr>
+        <w:spacing w:after="90"/>
+      </w:pPr>
+      <w:r>
+        <w:rPr>
+          <w:b/>
+          <w:bCs/>
+        </w:rPr>
+        <w:t xml:space="preserve">Indicador conductual (Fase 1): </w:t>
+      </w:r>
+      <w:r>
         <w:t xml:space="preserve">Percepción de bajo riesgo de sanción asociado al soborno.</w:t>
       </w:r>
     </w:p>
@@ -677,7 +1277,7 @@
         <w:t xml:space="preserve">Pregunta completa (variante base): </w:t>
       </w:r>
       <w:r>
-        <w:t xml:space="preserve">En tu experiencia, ¿qué tan frecuente dirías que es que alguien que ofrece o acepta un soborno en tu entorno laboral o industria termine enfrentando una consecuencia real?</w:t>
+        <w:t xml:space="preserve">En tu último año de actividad laboral, ¿cuántas veces supiste de un caso de soborno en tu entorno laboral o industria que no tuvo ninguna consecuencia real para quien lo hizo?</w:t>
       </w:r>
     </w:p>
     <w:p>
@@ -698,34 +1298,43 @@
         <w:ind w:left="200"/>
       </w:pPr>
       <w:r>
-        <w:t xml:space="preserve">Variante 1 (base): En tu experiencia, ¿qué tan frecuente dirías que es que alguien que ofrece o acepta un soborno en tu entorno laboral o industria termine enfrentando una consecuencia real?</w:t>
-      </w:r>
-    </w:p>
-    <w:p>
-      <w:pPr>
-        <w:spacing w:after="60"/>
-        <w:ind w:left="200"/>
-      </w:pPr>
-      <w:r>
-        <w:t xml:space="preserve">Variante 2: En tu experiencia, ¿qué tan frecuente dirías que es que alguien que ofrece o acepta un soborno en tu entorno laboral o industria termine enfrentando una consecuencia real?</w:t>
-      </w:r>
-    </w:p>
-    <w:p>
-      <w:pPr>
-        <w:spacing w:after="60"/>
-        <w:ind w:left="200"/>
-      </w:pPr>
-      <w:r>
-        <w:t xml:space="preserve">Variante 3: En tu experiencia, ¿qué tan frecuente dirías que es que en tu industria se acepte como normal dar un 'incentivo' no declarado para agilizar un trámite?</w:t>
-      </w:r>
-    </w:p>
-    <w:p>
-      <w:pPr>
-        <w:spacing w:after="60"/>
-        <w:ind w:left="200"/>
-      </w:pPr>
-      <w:r>
-        <w:t xml:space="preserve">Variante 4: En tu experiencia, ¿qué tan frecuente dirías que es que un proveedor o cliente ofrezca algo a cambio de una decisión favorable fuera del proceso normal?</w:t>
+        <w:t xml:space="preserve">Variante 1 (base): En tu último año de actividad laboral, ¿cuántas veces supiste de un caso de soborno en tu entorno laboral o industria que no tuvo ninguna consecuencia real para quien lo hizo?</w:t>
+      </w:r>
+    </w:p>
+    <w:p>
+      <w:pPr>
+        <w:spacing w:after="60"/>
+        <w:ind w:left="200"/>
+      </w:pPr>
+      <w:r>
+        <w:t xml:space="preserve">Variante 2: Pensando en los últimos 12 meses, ¿cuántas veces supiste de un caso de soborno en tu entorno laboral o industria que no tuvo ninguna consecuencia real para quien lo hizo?</w:t>
+      </w:r>
+    </w:p>
+    <w:p>
+      <w:pPr>
+        <w:spacing w:after="60"/>
+        <w:ind w:left="200"/>
+      </w:pPr>
+      <w:r>
+        <w:t xml:space="preserve">Variante 3: ¿Con qué frecuencia, en tu historial reciente, supiste de un caso de soborno en tu entorno laboral o industria que no tuvo ninguna consecuencia real para quien lo hizo?</w:t>
+      </w:r>
+    </w:p>
+    <w:p>
+      <w:pPr>
+        <w:spacing w:after="60"/>
+        <w:ind w:left="200"/>
+      </w:pPr>
+      <w:r>
+        <w:t xml:space="preserve">Variante 4: En el último año, ¿cuántas veces te ha ocurrido que supiste de un caso de soborno en tu entorno laboral o industria que no tuvo ninguna consecuencia real para quien lo hizo?</w:t>
+      </w:r>
+    </w:p>
+    <w:p>
+      <w:pPr>
+        <w:spacing w:after="60"/>
+        <w:ind w:left="200"/>
+      </w:pPr>
+      <w:r>
+        <w:t xml:space="preserve">Variante 5: Durante el último año, ¿cuántas veces supiste de un caso de soborno en tu entorno laboral o industria que no tuvo ninguna consecuencia real para quien lo hizo?</w:t>
       </w:r>
     </w:p>
     <w:p>
@@ -740,7 +1349,7 @@
         <w:t xml:space="preserve">Opciones de respuesta y valor de cada una: </w:t>
       </w:r>
       <w:r>
-        <w:t xml:space="preserve">Muy frecuente (casi siempre hay consecuencia) (0) / Con cierta frecuencia (1) / Ocasionalmente (2) / Nunca o muy raro (casi nunca hay consecuencia) (3)</w:t>
+        <w:t xml:space="preserve">Ninguna vez (0) / Una vez (1) / Pocas veces (2) / Varias veces (3) / Muchas veces o de forma habitual (4)</w:t>
       </w:r>
     </w:p>
     <w:p>
@@ -770,7 +1379,7 @@
         <w:t xml:space="preserve">Respuesta de menor riesgo: </w:t>
       </w:r>
       <w:r>
-        <w:t xml:space="preserve">Muy frecuente (casi siempre hay consecuencia) (valor 0)</w:t>
+        <w:t xml:space="preserve">Ninguna vez (valor 0)</w:t>
       </w:r>
     </w:p>
     <w:p>
@@ -785,6 +1394,388 @@
         <w:t xml:space="preserve">Valor psicométrico (cómo se transforma la respuesta cruda): </w:t>
       </w:r>
       <w:r>
+        <w:t xml:space="preserve">Escala 0-4 según el orden de las opciones listado arriba; reactivo directo, sin inversión.</w:t>
+      </w:r>
+    </w:p>
+    <w:p>
+      <w:pPr>
+        <w:spacing w:after="90"/>
+      </w:pPr>
+      <w:r>
+        <w:rPr>
+          <w:b/>
+          <w:bCs/>
+        </w:rPr>
+        <w:t xml:space="preserve">Reactivos de contraste (par espejo): </w:t>
+      </w:r>
+      <w:r>
+        <w:t xml:space="preserve">R048 (par espejo 4 de la dimensión)</w:t>
+      </w:r>
+    </w:p>
+    <w:p>
+      <w:pPr>
+        <w:spacing w:after="100"/>
+      </w:pPr>
+    </w:p>
+    <w:p>
+      <w:pPr>
+        <w:pStyle w:val="Heading3"/>
+        <w:spacing w:after="100" w:before="200"/>
+      </w:pPr>
+      <w:r>
+        <w:t xml:space="preserve">R048 — Intención futura — indicador 4 (Percepción de bajo riesgo de sanción asociado al soborno.)</w:t>
+      </w:r>
+    </w:p>
+    <w:p>
+      <w:pPr>
+        <w:spacing w:after="90"/>
+      </w:pPr>
+      <w:r>
+        <w:rPr>
+          <w:b/>
+          <w:bCs/>
+        </w:rPr>
+        <w:t xml:space="preserve">Tipo de reactivo: </w:t>
+      </w:r>
+      <w:r>
+        <w:t xml:space="preserve">6-Intención futura</w:t>
+      </w:r>
+    </w:p>
+    <w:p>
+      <w:pPr>
+        <w:spacing w:after="90"/>
+      </w:pPr>
+      <w:r>
+        <w:rPr>
+          <w:b/>
+          <w:bCs/>
+        </w:rPr>
+        <w:t xml:space="preserve">Indicador conductual (Fase 1): </w:t>
+      </w:r>
+      <w:r>
+        <w:t xml:space="preserve">Percepción de bajo riesgo de sanción asociado al soborno.</w:t>
+      </w:r>
+    </w:p>
+    <w:p>
+      <w:pPr>
+        <w:spacing w:after="90"/>
+      </w:pPr>
+      <w:r>
+        <w:rPr>
+          <w:b/>
+          <w:bCs/>
+        </w:rPr>
+        <w:t xml:space="preserve">Pregunta completa (variante base): </w:t>
+      </w:r>
+      <w:r>
+        <w:t xml:space="preserve">Si percibieras que el riesgo de que te descubran ofreciendo o aceptando un soborno es muy bajo, ¿qué tan de acuerdo estás con que de todas formas no lo harías?</w:t>
+      </w:r>
+    </w:p>
+    <w:p>
+      <w:pPr>
+        <w:spacing w:after="60"/>
+      </w:pPr>
+      <w:r>
+        <w:rPr>
+          <w:b/>
+          <w:bCs/>
+        </w:rPr>
+        <w:t xml:space="preserve">Variantes de redacción (se muestra 1 al azar por aplicación):</w:t>
+      </w:r>
+    </w:p>
+    <w:p>
+      <w:pPr>
+        <w:spacing w:after="60"/>
+        <w:ind w:left="200"/>
+      </w:pPr>
+      <w:r>
+        <w:t xml:space="preserve">Variante 1 (base): Si percibieras que el riesgo de que te descubran ofreciendo o aceptando un soborno es muy bajo, ¿qué tan de acuerdo estás con que de todas formas no lo harías?</w:t>
+      </w:r>
+    </w:p>
+    <w:p>
+      <w:pPr>
+        <w:spacing w:after="60"/>
+        <w:ind w:left="200"/>
+      </w:pPr>
+      <w:r>
+        <w:t xml:space="preserve">Variante 2: Imagina que percibieras que el riesgo de que te descubran ofreciendo o aceptando un soborno es muy bajo. ¿Qué tan de acuerdo estás con que de todas formas no lo harías?</w:t>
+      </w:r>
+    </w:p>
+    <w:p>
+      <w:pPr>
+        <w:spacing w:after="60"/>
+        <w:ind w:left="200"/>
+      </w:pPr>
+      <w:r>
+        <w:t xml:space="preserve">Variante 3: Ante esta situación: percibieras que el riesgo de que te descubran ofreciendo o aceptando un soborno es muy bajo, ¿qué tan de acuerdo estás con que de todas formas no lo harías?</w:t>
+      </w:r>
+    </w:p>
+    <w:p>
+      <w:pPr>
+        <w:spacing w:after="60"/>
+        <w:ind w:left="200"/>
+      </w:pPr>
+      <w:r>
+        <w:t xml:space="preserve">Variante 4: Supón que percibieras que el riesgo de que te descubran ofreciendo o aceptando un soborno es muy bajo. ¿Qué tan de acuerdo estás en que de todas formas no lo harías?</w:t>
+      </w:r>
+    </w:p>
+    <w:p>
+      <w:pPr>
+        <w:spacing w:after="60"/>
+        <w:ind w:left="200"/>
+      </w:pPr>
+      <w:r>
+        <w:t xml:space="preserve">Variante 5: Percibieras que el riesgo de que te descubran ofreciendo o aceptando un soborno es muy bajo. ¿Qué tan de acuerdo estás con que de todas formas no lo harías?</w:t>
+      </w:r>
+    </w:p>
+    <w:p>
+      <w:pPr>
+        <w:spacing w:after="90"/>
+      </w:pPr>
+      <w:r>
+        <w:rPr>
+          <w:b/>
+          <w:bCs/>
+        </w:rPr>
+        <w:t xml:space="preserve">Opciones de respuesta y valor de cada una: </w:t>
+      </w:r>
+      <w:r>
+        <w:t xml:space="preserve">Totalmente en desacuerdo (0) / En desacuerdo (1) / Algo de acuerdo (2) / De acuerdo (3) / Totalmente de acuerdo (4)</w:t>
+      </w:r>
+    </w:p>
+    <w:p>
+      <w:pPr>
+        <w:spacing w:after="90"/>
+      </w:pPr>
+      <w:r>
+        <w:rPr>
+          <w:b/>
+          <w:bCs/>
+        </w:rPr>
+        <w:t xml:space="preserve">Dirección: </w:t>
+      </w:r>
+      <w:r>
+        <w:t xml:space="preserve">Inverso</w:t>
+      </w:r>
+    </w:p>
+    <w:p>
+      <w:pPr>
+        <w:spacing w:after="90"/>
+      </w:pPr>
+      <w:r>
+        <w:rPr>
+          <w:b/>
+          <w:bCs/>
+        </w:rPr>
+        <w:t xml:space="preserve">Respuesta de menor riesgo: </w:t>
+      </w:r>
+      <w:r>
+        <w:t xml:space="preserve">Totalmente de acuerdo (valor 4)</w:t>
+      </w:r>
+    </w:p>
+    <w:p>
+      <w:pPr>
+        <w:spacing w:after="90"/>
+      </w:pPr>
+      <w:r>
+        <w:rPr>
+          <w:b/>
+          <w:bCs/>
+        </w:rPr>
+        <w:t xml:space="preserve">Valor psicométrico (cómo se transforma la respuesta cruda): </w:t>
+      </w:r>
+      <w:r>
+        <w:t xml:space="preserve">Escala 0-4 según el orden de las opciones listado arriba; reactivo inverso: el valor de reactivo se calcula como 4 menos la respuesta cruda.</w:t>
+      </w:r>
+    </w:p>
+    <w:p>
+      <w:pPr>
+        <w:spacing w:after="90"/>
+      </w:pPr>
+      <w:r>
+        <w:rPr>
+          <w:b/>
+          <w:bCs/>
+        </w:rPr>
+        <w:t xml:space="preserve">Reactivos de contraste (par espejo): </w:t>
+      </w:r>
+      <w:r>
+        <w:t xml:space="preserve">R047 (par espejo 4 de la dimensión)</w:t>
+      </w:r>
+    </w:p>
+    <w:p>
+      <w:pPr>
+        <w:spacing w:after="100"/>
+      </w:pPr>
+    </w:p>
+    <w:p>
+      <w:pPr>
+        <w:pStyle w:val="Heading3"/>
+        <w:spacing w:after="100" w:before="200"/>
+      </w:pPr>
+      <w:r>
+        <w:t xml:space="preserve">R049 — Escenario/dilema — indicador 1 (Aceptación de regalos o favores condicionados a decisiones futuras.)</w:t>
+      </w:r>
+    </w:p>
+    <w:p>
+      <w:pPr>
+        <w:spacing w:after="90"/>
+      </w:pPr>
+      <w:r>
+        <w:rPr>
+          <w:b/>
+          <w:bCs/>
+        </w:rPr>
+        <w:t xml:space="preserve">Tipo de reactivo: </w:t>
+      </w:r>
+      <w:r>
+        <w:t xml:space="preserve">4-Escenario/dilema</w:t>
+      </w:r>
+    </w:p>
+    <w:p>
+      <w:pPr>
+        <w:spacing w:after="90"/>
+      </w:pPr>
+      <w:r>
+        <w:rPr>
+          <w:b/>
+          <w:bCs/>
+        </w:rPr>
+        <w:t xml:space="preserve">Indicador conductual (Fase 1): </w:t>
+      </w:r>
+      <w:r>
+        <w:t xml:space="preserve">Aceptación de regalos o favores condicionados a decisiones futuras.</w:t>
+      </w:r>
+    </w:p>
+    <w:p>
+      <w:pPr>
+        <w:spacing w:after="90"/>
+      </w:pPr>
+      <w:r>
+        <w:rPr>
+          <w:b/>
+          <w:bCs/>
+        </w:rPr>
+        <w:t xml:space="preserve">Pregunta completa (variante base): </w:t>
+      </w:r>
+      <w:r>
+        <w:t xml:space="preserve">Imagina que una persona interesada en una decisión que vas a tomar te ofrece un regalo de valor considerable, sin pedirte nada explícitamente a cambio. ¿Qué tan probable es que aceptes el regalo?</w:t>
+      </w:r>
+    </w:p>
+    <w:p>
+      <w:pPr>
+        <w:spacing w:after="60"/>
+      </w:pPr>
+      <w:r>
+        <w:rPr>
+          <w:b/>
+          <w:bCs/>
+        </w:rPr>
+        <w:t xml:space="preserve">Variantes de redacción (se muestra 1 al azar por aplicación):</w:t>
+      </w:r>
+    </w:p>
+    <w:p>
+      <w:pPr>
+        <w:spacing w:after="60"/>
+        <w:ind w:left="200"/>
+      </w:pPr>
+      <w:r>
+        <w:t xml:space="preserve">Variante 1 (base): Imagina que una persona interesada en una decisión que vas a tomar te ofrece un regalo de valor considerable, sin pedirte nada explícitamente a cambio. ¿Qué tan probable es que aceptes el regalo?</w:t>
+      </w:r>
+    </w:p>
+    <w:p>
+      <w:pPr>
+        <w:spacing w:after="60"/>
+        <w:ind w:left="200"/>
+      </w:pPr>
+      <w:r>
+        <w:t xml:space="preserve">Variante 2: Supón que una persona interesada en una decisión que vas a tomar te ofrece un regalo de valor considerable, sin pedirte nada explícitamente a cambio. ¿Qué tan probable es que aceptes el regalo?</w:t>
+      </w:r>
+    </w:p>
+    <w:p>
+      <w:pPr>
+        <w:spacing w:after="60"/>
+        <w:ind w:left="200"/>
+      </w:pPr>
+      <w:r>
+        <w:t xml:space="preserve">Variante 3: Piensa en la siguiente situación: una persona interesada en una decisión que vas a tomar te ofrece un regalo de valor considerable, sin pedirte nada explícitamente a cambio. ¿Qué tan probable es que aceptes el regalo?</w:t>
+      </w:r>
+    </w:p>
+    <w:p>
+      <w:pPr>
+        <w:spacing w:after="60"/>
+        <w:ind w:left="200"/>
+      </w:pPr>
+      <w:r>
+        <w:t xml:space="preserve">Variante 4: Si te encontraras en esta situación: una persona interesada en una decisión que vas a tomar te ofrece un regalo de valor considerable, sin pedirte nada explícitamente a cambio, ¿qué tan probable es que aceptes el regalo?</w:t>
+      </w:r>
+    </w:p>
+    <w:p>
+      <w:pPr>
+        <w:spacing w:after="60"/>
+        <w:ind w:left="200"/>
+      </w:pPr>
+      <w:r>
+        <w:t xml:space="preserve">Variante 5: Una persona interesada en una decisión que vas a tomar te ofrece un regalo de valor considerable, sin pedirte nada explícitamente a cambio. ¿Qué tan probable dirías que es que aceptes el regalo?</w:t>
+      </w:r>
+    </w:p>
+    <w:p>
+      <w:pPr>
+        <w:spacing w:after="90"/>
+      </w:pPr>
+      <w:r>
+        <w:rPr>
+          <w:b/>
+          <w:bCs/>
+        </w:rPr>
+        <w:t xml:space="preserve">Opciones de respuesta y valor de cada una: </w:t>
+      </w:r>
+      <w:r>
+        <w:t xml:space="preserve">Nada probable (0) / Poco probable (1) / Algo probable (2) / Muy probable (3)</w:t>
+      </w:r>
+    </w:p>
+    <w:p>
+      <w:pPr>
+        <w:spacing w:after="90"/>
+      </w:pPr>
+      <w:r>
+        <w:rPr>
+          <w:b/>
+          <w:bCs/>
+        </w:rPr>
+        <w:t xml:space="preserve">Dirección: </w:t>
+      </w:r>
+      <w:r>
+        <w:t xml:space="preserve">Directo</w:t>
+      </w:r>
+    </w:p>
+    <w:p>
+      <w:pPr>
+        <w:spacing w:after="90"/>
+      </w:pPr>
+      <w:r>
+        <w:rPr>
+          <w:b/>
+          <w:bCs/>
+        </w:rPr>
+        <w:t xml:space="preserve">Respuesta de menor riesgo: </w:t>
+      </w:r>
+      <w:r>
+        <w:t xml:space="preserve">Nada probable (valor 0)</w:t>
+      </w:r>
+    </w:p>
+    <w:p>
+      <w:pPr>
+        <w:spacing w:after="90"/>
+      </w:pPr>
+      <w:r>
+        <w:rPr>
+          <w:b/>
+          <w:bCs/>
+        </w:rPr>
+        <w:t xml:space="preserve">Valor psicométrico (cómo se transforma la respuesta cruda): </w:t>
+      </w:r>
+      <w:r>
         <w:t xml:space="preserve">Escala 0-3 según el orden de las opciones listado arriba; reactivo directo, sin inversión.</w:t>
       </w:r>
     </w:p>
@@ -800,7 +1791,198 @@
         <w:t xml:space="preserve">Reactivos de contraste (par espejo): </w:t>
       </w:r>
       <w:r>
-        <w:t xml:space="preserve">Ninguno obligatorio (no forma parte del par espejo de la dimensión).</w:t>
+        <w:t xml:space="preserve">R050 (par espejo 5 de la dimensión)</w:t>
+      </w:r>
+    </w:p>
+    <w:p>
+      <w:pPr>
+        <w:spacing w:after="100"/>
+      </w:pPr>
+    </w:p>
+    <w:p>
+      <w:pPr>
+        <w:pStyle w:val="Heading3"/>
+        <w:spacing w:after="100" w:before="200"/>
+      </w:pPr>
+      <w:r>
+        <w:t xml:space="preserve">R050 — Percepción de terceros — indicador 1 (Aceptación de regalos o favores condicionados a decisiones futuras.)</w:t>
+      </w:r>
+    </w:p>
+    <w:p>
+      <w:pPr>
+        <w:spacing w:after="90"/>
+      </w:pPr>
+      <w:r>
+        <w:rPr>
+          <w:b/>
+          <w:bCs/>
+        </w:rPr>
+        <w:t xml:space="preserve">Tipo de reactivo: </w:t>
+      </w:r>
+      <w:r>
+        <w:t xml:space="preserve">2-Percepción de terceros</w:t>
+      </w:r>
+    </w:p>
+    <w:p>
+      <w:pPr>
+        <w:spacing w:after="90"/>
+      </w:pPr>
+      <w:r>
+        <w:rPr>
+          <w:b/>
+          <w:bCs/>
+        </w:rPr>
+        <w:t xml:space="preserve">Indicador conductual (Fase 1): </w:t>
+      </w:r>
+      <w:r>
+        <w:t xml:space="preserve">Aceptación de regalos o favores condicionados a decisiones futuras.</w:t>
+      </w:r>
+    </w:p>
+    <w:p>
+      <w:pPr>
+        <w:spacing w:after="90"/>
+      </w:pPr>
+      <w:r>
+        <w:rPr>
+          <w:b/>
+          <w:bCs/>
+        </w:rPr>
+        <w:t xml:space="preserve">Pregunta completa (variante base): </w:t>
+      </w:r>
+      <w:r>
+        <w:t xml:space="preserve">En tu experiencia, ¿qué tan frecuente dirías que es que las personas de tu entorno acepten regalos o favores de alguien que espera algo a cambio en una decisión futura?</w:t>
+      </w:r>
+    </w:p>
+    <w:p>
+      <w:pPr>
+        <w:spacing w:after="60"/>
+      </w:pPr>
+      <w:r>
+        <w:rPr>
+          <w:b/>
+          <w:bCs/>
+        </w:rPr>
+        <w:t xml:space="preserve">Variantes de redacción (se muestra 1 al azar por aplicación):</w:t>
+      </w:r>
+    </w:p>
+    <w:p>
+      <w:pPr>
+        <w:spacing w:after="60"/>
+        <w:ind w:left="200"/>
+      </w:pPr>
+      <w:r>
+        <w:t xml:space="preserve">Variante 1 (base): En tu experiencia, ¿qué tan frecuente dirías que es que las personas de tu entorno acepten regalos o favores de alguien que espera algo a cambio en una decisión futura?</w:t>
+      </w:r>
+    </w:p>
+    <w:p>
+      <w:pPr>
+        <w:spacing w:after="60"/>
+        <w:ind w:left="200"/>
+      </w:pPr>
+      <w:r>
+        <w:t xml:space="preserve">Variante 2: Pensando en las personas de tu entorno laboral, ¿con qué frecuencia dirías que ocurre que las personas de tu entorno acepten regalos o favores de alguien que espera algo a cambio en una decisión futura?</w:t>
+      </w:r>
+    </w:p>
+    <w:p>
+      <w:pPr>
+        <w:spacing w:after="60"/>
+        <w:ind w:left="200"/>
+      </w:pPr>
+      <w:r>
+        <w:t xml:space="preserve">Variante 3: ¿Qué tan seguido dirías que observas que las personas de tu entorno acepten regalos o favores de alguien que espera algo a cambio en una decisión futura?</w:t>
+      </w:r>
+    </w:p>
+    <w:p>
+      <w:pPr>
+        <w:spacing w:after="60"/>
+        <w:ind w:left="200"/>
+      </w:pPr>
+      <w:r>
+        <w:t xml:space="preserve">Variante 4: Según lo que has visto, ¿qué tan común dirías que es que las personas de tu entorno acepten regalos o favores de alguien que espera algo a cambio en una decisión futura?</w:t>
+      </w:r>
+    </w:p>
+    <w:p>
+      <w:pPr>
+        <w:spacing w:after="60"/>
+        <w:ind w:left="200"/>
+      </w:pPr>
+      <w:r>
+        <w:t xml:space="preserve">Variante 5: En tu entorno, ¿qué tan frecuentemente dirías que sucede que las personas de tu entorno acepten regalos o favores de alguien que espera algo a cambio en una decisión futura?</w:t>
+      </w:r>
+    </w:p>
+    <w:p>
+      <w:pPr>
+        <w:spacing w:after="90"/>
+      </w:pPr>
+      <w:r>
+        <w:rPr>
+          <w:b/>
+          <w:bCs/>
+        </w:rPr>
+        <w:t xml:space="preserve">Opciones de respuesta y valor de cada una: </w:t>
+      </w:r>
+      <w:r>
+        <w:t xml:space="preserve">Nunca o muy raro (0) / Ocasionalmente (1) / Con cierta frecuencia (2) / Muy frecuentemente (3)</w:t>
+      </w:r>
+    </w:p>
+    <w:p>
+      <w:pPr>
+        <w:spacing w:after="90"/>
+      </w:pPr>
+      <w:r>
+        <w:rPr>
+          <w:b/>
+          <w:bCs/>
+        </w:rPr>
+        <w:t xml:space="preserve">Dirección: </w:t>
+      </w:r>
+      <w:r>
+        <w:t xml:space="preserve">Directo</w:t>
+      </w:r>
+    </w:p>
+    <w:p>
+      <w:pPr>
+        <w:spacing w:after="90"/>
+      </w:pPr>
+      <w:r>
+        <w:rPr>
+          <w:b/>
+          <w:bCs/>
+        </w:rPr>
+        <w:t xml:space="preserve">Respuesta de menor riesgo: </w:t>
+      </w:r>
+      <w:r>
+        <w:t xml:space="preserve">Nunca o muy raro (valor 0)</w:t>
+      </w:r>
+    </w:p>
+    <w:p>
+      <w:pPr>
+        <w:spacing w:after="90"/>
+      </w:pPr>
+      <w:r>
+        <w:rPr>
+          <w:b/>
+          <w:bCs/>
+        </w:rPr>
+        <w:t xml:space="preserve">Valor psicométrico (cómo se transforma la respuesta cruda): </w:t>
+      </w:r>
+      <w:r>
+        <w:t xml:space="preserve">Escala 0-3 según el orden de las opciones listado arriba; reactivo directo, sin inversión.</w:t>
+      </w:r>
+    </w:p>
+    <w:p>
+      <w:pPr>
+        <w:spacing w:after="90"/>
+      </w:pPr>
+      <w:r>
+        <w:rPr>
+          <w:b/>
+          <w:bCs/>
+        </w:rPr>
+        <w:t xml:space="preserve">Reactivos de contraste (par espejo): </w:t>
+      </w:r>
+      <w:r>
+        <w:t xml:space="preserve">R049 (par espejo 5 de la dimensión)</w:t>
       </w:r>
     </w:p>
     <w:p>
